--- a/docs/VAPT_Sanitizer_v1.0.0_User_Guide_IT.docx
+++ b/docs/VAPT_Sanitizer_v1.0.0_User_Guide_IT.docx
@@ -130,7 +130,7 @@
           <w:b/>
           <w:sz w:val="17"/>
         </w:rPr>
-        <w:t>SHA-256 stable ZIP</w:t>
+        <w:t>Checksum release</w:t>
       </w:r>
     </w:p>
     <w:p>
@@ -143,7 +143,7 @@
           <w:color w:val="44545A"/>
           <w:sz w:val="15"/>
         </w:rPr>
-        <w:t>2ee9928dddb789f1f5fda3479ad86e0c0540deabbe3bf97c5ed82cb666479c84</w:t>
+        <w:t>Pubblicato insieme all'artefatto della GitHub Release</w:t>
       </w:r>
     </w:p>
     <w:p>
@@ -2608,7 +2608,7 @@
                 <w:rFonts w:ascii="Liberation Sans" w:hAnsi="Liberation Sans"/>
                 <w:sz w:val="17"/>
               </w:rPr>
-              <w:t>PyYAML 6.0.3; cryptography 46.0.4</w:t>
+              <w:t>PyYAML 6.0.3; cryptography 50.0.1</w:t>
             </w:r>
           </w:p>
         </w:tc>
@@ -2787,7 +2787,7 @@
                 <w:color w:val="0F5965"/>
                 <w:sz w:val="17"/>
               </w:rPr>
-              <w:t xml:space="preserve">Nota sul nome directory: </w:t>
+              <w:t xml:space="preserve">Nota installazione: </w:t>
             </w:r>
             <w:r>
               <w:rPr>
@@ -2795,7 +2795,7 @@
                 <w:color w:val="0F5965"/>
                 <w:sz w:val="17"/>
               </w:rPr>
-              <w:t>Lo ZIP Stable è identico byte-per-byte alla RC2 validata, quindi estrae ancora vapt-sanitize-v1.0.0-rc2/. L’applicazione riporta comunque versione 1.0.0.</w:t>
+              <w:t>clonare il repository pubblico in vapt-sanitize ed eseguire ./scripts/install.sh. Lo SHA-256 degli artefatti viene pubblicato con la GitHub Release finale.</w:t>
             </w:r>
           </w:p>
         </w:tc>
@@ -2841,7 +2841,7 @@
                 <w:color w:val="222831"/>
                 <w:sz w:val="17"/>
               </w:rPr>
-              <w:t>unzip vapt-sanitize-v1.0.0.zip</w:t>
+              <w:t>git clone https://github.com/Ghico/vapt-sanitize.git</w:t>
             </w:r>
             <w:r>
               <w:rPr>
@@ -2856,7 +2856,7 @@
                 <w:color w:val="222831"/>
                 <w:sz w:val="17"/>
               </w:rPr>
-              <w:t>cd vapt-sanitize-v1.0.0-rc2</w:t>
+              <w:t>cd vapt-sanitize</w:t>
             </w:r>
             <w:r>
               <w:rPr>
@@ -3097,7 +3097,7 @@
                 <w:color w:val="222831"/>
                 <w:sz w:val="17"/>
               </w:rPr>
-              <w:t>export VAPT_SANITIZE_HOME="$HOME/vapt-sanitize-v1.0.0-rc2"</w:t>
+              <w:t>export VAPT_SANITIZE_HOME="$HOME/vapt-sanitize"</w:t>
             </w:r>
             <w:r>
               <w:rPr>
@@ -5368,7 +5368,7 @@
                 <w:color w:val="222831"/>
                 <w:sz w:val="17"/>
               </w:rPr>
-              <w:t>export VAPT_SANITIZE_HOME="$HOME/vapt-sanitize-v1.0.0-rc2"</w:t>
+              <w:t>export VAPT_SANITIZE_HOME="$HOME/vapt-sanitize"</w:t>
             </w:r>
             <w:r>
               <w:rPr>
@@ -6777,7 +6777,7 @@
                 <w:rFonts w:ascii="Liberation Sans" w:hAnsi="Liberation Sans"/>
                 <w:sz w:val="17"/>
               </w:rPr>
-              <w:t>46.0.4</w:t>
+              <w:t>50.0.1</w:t>
             </w:r>
           </w:p>
         </w:tc>
@@ -7018,7 +7018,7 @@
                 <w:color w:val="222831"/>
                 <w:sz w:val="17"/>
               </w:rPr>
-              <w:t>SHA-256:</w:t>
+              <w:t>Checksum:</w:t>
             </w:r>
             <w:r>
               <w:rPr>
@@ -7033,7 +7033,7 @@
                 <w:color w:val="222831"/>
                 <w:sz w:val="17"/>
               </w:rPr>
-              <w:t>2ee9928dddb789f1f5fda3479ad86e0c0540deabbe3bf97c5ed82cb666479c84</w:t>
+              <w:t>Pubblicato insieme all'artefatto della GitHub Release</w:t>
             </w:r>
           </w:p>
         </w:tc>
@@ -7076,7 +7076,7 @@
                 <w:color w:val="23633B"/>
                 <w:sz w:val="17"/>
               </w:rPr>
-              <w:t xml:space="preserve">Golden baseline: </w:t>
+              <w:t xml:space="preserve">Baseline pubblica: </w:t>
             </w:r>
             <w:r>
               <w:rPr>
@@ -7084,7 +7084,7 @@
                 <w:color w:val="23633B"/>
                 <w:sz w:val="17"/>
               </w:rPr>
-              <w:t>La Stable è stata promossa byte-per-byte dalla RC2 che ha superato 181 test, 10/10 auto-detection e BUILD SUCCESSFUL. Per nuove funzionalità è preferibile partire da una versione successiva senza alterare l’artefatto v1.0.0.</w:t>
+              <w:t>v1.0.0 è stata validata con 181 test, 10/10 auto-detection, cryptography 50.0.1 e BUILD SUCCESSFUL. Le funzionalità future devono partire da una versione successiva.</w:t>
             </w:r>
           </w:p>
         </w:tc>
